--- a/docs/Plan_2_Dias_Defensa.docx
+++ b/docs/Plan_2_Dias_Defensa.docx
@@ -35,7 +35,7 @@
           <w:sz w:val="38"/>
           <w:szCs w:val="38"/>
         </w:rPr>
-        <w:t xml:space="preserve">Plan de 2 días para defender Trazo Fino</w:t>
+        <w:t xml:space="preserve">Plan de 2 días para defender Forever Ink</w:t>
       </w:r>
     </w:p>
     <w:p>
@@ -3619,7 +3619,7 @@
                 <w:sz w:val="19"/>
                 <w:szCs w:val="19"/>
               </w:rPr>
-              <w:t xml:space="preserve">Muestra la tienda funcionando. Di: “Trazo Fino es una tienda de diseños de tatuaje con agenda de citas, hecha con React, Vite y Bootstrap”. Abre </w:t>
+              <w:t xml:space="preserve">Muestra la tienda funcionando. Di: “Forever Ink es una tienda de diseños de tatuaje con agenda de citas, hecha con React, Vite y Bootstrap”. Abre </w:t>
             </w:r>
             <w:r>
               <w:rPr>
@@ -8670,7 +8670,7 @@
         <w:sz w:val="16"/>
         <w:szCs w:val="16"/>
       </w:rPr>
-      <w:t xml:space="preserve">Trazo Fino · Plan de 2 días para la defensa</w:t>
+      <w:t xml:space="preserve">Forever Ink · Plan de 2 días para la defensa</w:t>
     </w:r>
   </w:p>
 </w:hdr>

--- a/docs/Plan_2_Dias_Defensa.docx
+++ b/docs/Plan_2_Dias_Defensa.docx
@@ -3889,7 +3889,7 @@
                 <w:szCs w:val="19"/>
                 <w:shd w:fill="EFEFEF" w:val="clear"/>
               </w:rPr>
-              <w:t xml:space="preserve">npm run test:defensa</w:t>
+              <w:t xml:space="preserve">npm test</w:t>
             </w:r>
             <w:r>
               <w:rPr>
@@ -4010,7 +4010,7 @@
         <w:rPr>
           <w:rFonts w:ascii="Arial" w:cs="Arial" w:eastAsia="Arial" w:hAnsi="Arial"/>
         </w:rPr>
-        <w:t xml:space="preserve">5. Las 10 pruebas (comando: npm run test:defensa)</w:t>
+        <w:t xml:space="preserve">5. Las 10 pruebas (comando: npm test)</w:t>
       </w:r>
     </w:p>
     <w:p>
@@ -4021,7 +4021,7 @@
         <w:rPr>
           <w:rFonts w:ascii="Arial" w:cs="Arial" w:eastAsia="Arial" w:hAnsi="Arial"/>
         </w:rPr>
-        <w:t xml:space="preserve">Este comando corre </w:t>
+        <w:t xml:space="preserve">El proyecto tiene </w:t>
       </w:r>
       <w:r>
         <w:rPr>
@@ -4029,13 +4029,13 @@
           <w:b/>
           <w:bCs/>
         </w:rPr>
-        <w:t xml:space="preserve">solo estas 10</w:t>
+        <w:t xml:space="preserve">exactamente estas 10</w:t>
       </w:r>
       <w:r>
         <w:rPr>
           <w:rFonts w:ascii="Arial" w:cs="Arial" w:eastAsia="Arial" w:hAnsi="Arial"/>
         </w:rPr>
-        <w:t xml:space="preserve"> y muestra cada una en verde. Para el informe completo usa </w:t>
+        <w:t xml:space="preserve">, una de cada tipo. Están en </w:t>
       </w:r>
       <w:r>
         <w:rPr>
@@ -4044,13 +4044,43 @@
           <w:szCs w:val="20"/>
           <w:shd w:fill="EFEFEF" w:val="clear"/>
         </w:rPr>
-        <w:t xml:space="preserve">npm test</w:t>
+        <w:t xml:space="preserve">test/logica.spec.jsx</w:t>
       </w:r>
       <w:r>
         <w:rPr>
           <w:rFonts w:ascii="Arial" w:cs="Arial" w:eastAsia="Arial" w:hAnsi="Arial"/>
         </w:rPr>
-        <w:t xml:space="preserve"> (132 pruebas).</w:t>
+        <w:t xml:space="preserve"> (1, 2, 3, 10), </w:t>
+      </w:r>
+      <w:r>
+        <w:rPr>
+          <w:rFonts w:ascii="Consolas" w:cs="Consolas" w:eastAsia="Consolas" w:hAnsi="Consolas"/>
+          <w:sz w:val="20"/>
+          <w:szCs w:val="20"/>
+          <w:shd w:fill="EFEFEF" w:val="clear"/>
+        </w:rPr>
+        <w:t xml:space="preserve">test/componentes.spec.jsx</w:t>
+      </w:r>
+      <w:r>
+        <w:rPr>
+          <w:rFonts w:ascii="Arial" w:cs="Arial" w:eastAsia="Arial" w:hAnsi="Arial"/>
+        </w:rPr>
+        <w:t xml:space="preserve"> (4 a 8) y </w:t>
+      </w:r>
+      <w:r>
+        <w:rPr>
+          <w:rFonts w:ascii="Consolas" w:cs="Consolas" w:eastAsia="Consolas" w:hAnsi="Consolas"/>
+          <w:sz w:val="20"/>
+          <w:szCs w:val="20"/>
+          <w:shd w:fill="EFEFEF" w:val="clear"/>
+        </w:rPr>
+        <w:t xml:space="preserve">test/checkout.spec.jsx</w:t>
+      </w:r>
+      <w:r>
+        <w:rPr>
+          <w:rFonts w:ascii="Arial" w:cs="Arial" w:eastAsia="Arial" w:hAnsi="Arial"/>
+        </w:rPr>
+        <w:t xml:space="preserve"> (9), con comentarios Arrange / Act / Assert.</w:t>
       </w:r>
     </w:p>
     <w:tbl>
@@ -6018,7 +6048,24 @@
                 <w:sz w:val="19"/>
                 <w:szCs w:val="19"/>
               </w:rPr>
-              <w:t xml:space="preserve"> corre 132 pruebas y todas pasan. La cobertura es cercana al 90 % en sentencias, líneas y funciones, y al 80 % en ramas. El informe está en </w:t>
+              <w:t xml:space="preserve"> corre las 10 pruebas y todas pasan. La cobertura global es moderada (cerca de un tercio del código) porque son 10 pruebas y se mide todo </w:t>
+            </w:r>
+            <w:r>
+              <w:rPr>
+                <w:rFonts w:ascii="Consolas" w:cs="Consolas" w:eastAsia="Consolas" w:hAnsi="Consolas"/>
+                <w:sz w:val="19"/>
+                <w:szCs w:val="19"/>
+                <w:shd w:fill="EFEFEF" w:val="clear"/>
+              </w:rPr>
+              <w:t xml:space="preserve">src/</w:t>
+            </w:r>
+            <w:r>
+              <w:rPr>
+                <w:rFonts w:ascii="Arial" w:cs="Arial" w:eastAsia="Arial" w:hAnsi="Arial"/>
+                <w:sz w:val="19"/>
+                <w:szCs w:val="19"/>
+              </w:rPr>
+              <w:t xml:space="preserve">; en los archivos que se prueban es bastante mayor. El informe está en </w:t>
             </w:r>
             <w:r>
               <w:rPr>
@@ -6371,7 +6418,7 @@
                 <w:szCs w:val="19"/>
                 <w:shd w:fill="EFEFEF" w:val="clear"/>
               </w:rPr>
-              <w:t xml:space="preserve">npm run test:defensa</w:t>
+              <w:t xml:space="preserve">npm test</w:t>
             </w:r>
             <w:r>
               <w:rPr>
@@ -6396,7 +6443,7 @@
                 <w:sz w:val="19"/>
                 <w:szCs w:val="19"/>
               </w:rPr>
-              <w:t xml:space="preserve">.</w:t>
+              <w:t xml:space="preserve"> (son 3 archivos cortos).</w:t>
             </w:r>
           </w:p>
         </w:tc>
@@ -7562,7 +7609,7 @@
                 <w:sz w:val="19"/>
                 <w:szCs w:val="19"/>
               </w:rPr>
-              <w:t xml:space="preserve">¿Qué significa 90 % de cobertura?</w:t>
+              <w:t xml:space="preserve">¿Qué significa la cobertura?</w:t>
             </w:r>
           </w:p>
         </w:tc>
@@ -7593,7 +7640,7 @@
                 <w:sz w:val="19"/>
                 <w:szCs w:val="19"/>
               </w:rPr>
-              <w:t xml:space="preserve">Que el 90 % de las sentencias se ejecutaron al correr las pruebas. No garantiza que no haya errores.</w:t>
+              <w:t xml:space="preserve">El porcentaje del código que se ejecutó al correr las pruebas. No garantiza que no haya errores.</w:t>
             </w:r>
           </w:p>
         </w:tc>
@@ -7628,24 +7675,7 @@
                 <w:sz w:val="19"/>
                 <w:szCs w:val="19"/>
               </w:rPr>
-              <w:t xml:space="preserve">¿Para qué sirve </w:t>
-            </w:r>
-            <w:r>
-              <w:rPr>
-                <w:rFonts w:ascii="Consolas" w:cs="Consolas" w:eastAsia="Consolas" w:hAnsi="Consolas"/>
-                <w:sz w:val="19"/>
-                <w:szCs w:val="19"/>
-                <w:shd w:fill="EFEFEF" w:val="clear"/>
-              </w:rPr>
-              <w:t xml:space="preserve">beforeEach</w:t>
-            </w:r>
-            <w:r>
-              <w:rPr>
-                <w:rFonts w:ascii="Arial" w:cs="Arial" w:eastAsia="Arial" w:hAnsi="Arial"/>
-                <w:sz w:val="19"/>
-                <w:szCs w:val="19"/>
-              </w:rPr>
-              <w:t xml:space="preserve">?</w:t>
+              <w:t xml:space="preserve">¿Por qué solo 10 pruebas?</w:t>
             </w:r>
           </w:p>
         </w:tc>
@@ -7675,7 +7705,7 @@
                 <w:sz w:val="19"/>
                 <w:szCs w:val="19"/>
               </w:rPr>
-              <w:t xml:space="preserve">Deja el estado limpio antes de cada prueba para que no dependan unas de otras.</w:t>
+              <w:t xml:space="preserve">Es lo que pide la rúbrica. Elegimos una de cada tipo y cada una protege un elemento crítico distinto.</w:t>
             </w:r>
           </w:p>
         </w:tc>
@@ -7711,7 +7741,24 @@
                 <w:sz w:val="19"/>
                 <w:szCs w:val="19"/>
               </w:rPr>
-              <w:t xml:space="preserve">¿Los datos son reales?</w:t>
+              <w:t xml:space="preserve">¿Para qué sirve </w:t>
+            </w:r>
+            <w:r>
+              <w:rPr>
+                <w:rFonts w:ascii="Consolas" w:cs="Consolas" w:eastAsia="Consolas" w:hAnsi="Consolas"/>
+                <w:sz w:val="19"/>
+                <w:szCs w:val="19"/>
+                <w:shd w:fill="EFEFEF" w:val="clear"/>
+              </w:rPr>
+              <w:t xml:space="preserve">beforeEach</w:t>
+            </w:r>
+            <w:r>
+              <w:rPr>
+                <w:rFonts w:ascii="Arial" w:cs="Arial" w:eastAsia="Arial" w:hAnsi="Arial"/>
+                <w:sz w:val="19"/>
+                <w:szCs w:val="19"/>
+              </w:rPr>
+              <w:t xml:space="preserve">?</w:t>
             </w:r>
           </w:p>
         </w:tc>
@@ -7742,7 +7789,7 @@
                 <w:sz w:val="19"/>
                 <w:szCs w:val="19"/>
               </w:rPr>
-              <w:t xml:space="preserve">No. Es una base simulada en localStorage porque no hay backend. Las contraseñas están en texto plano solo por eso.</w:t>
+              <w:t xml:space="preserve">Deja el estado limpio antes de cada prueba para que no dependan unas de otras.</w:t>
             </w:r>
           </w:p>
         </w:tc>
@@ -7777,7 +7824,7 @@
                 <w:sz w:val="19"/>
                 <w:szCs w:val="19"/>
               </w:rPr>
-              <w:t xml:space="preserve">¿Qué cambió entre la Evaluación 1 y la 2?</w:t>
+              <w:t xml:space="preserve">¿Los datos son reales?</w:t>
             </w:r>
           </w:p>
         </w:tc>
@@ -7807,7 +7854,7 @@
                 <w:sz w:val="19"/>
                 <w:szCs w:val="19"/>
               </w:rPr>
-              <w:t xml:space="preserve">Se migró de HTML, CSS y JavaScript a React con componentes, rutas, formularios con validación, Bootstrap responsivo y pruebas unitarias.</w:t>
+              <w:t xml:space="preserve">No. Es una base simulada en localStorage porque no hay backend. Las contraseñas están en texto plano solo por eso.</w:t>
             </w:r>
           </w:p>
         </w:tc>
@@ -7843,6 +7890,72 @@
                 <w:sz w:val="19"/>
                 <w:szCs w:val="19"/>
               </w:rPr>
+              <w:t xml:space="preserve">¿Qué cambió entre la Evaluación 1 y la 2?</w:t>
+            </w:r>
+          </w:p>
+        </w:tc>
+        <w:tc>
+          <w:tcPr>
+            <w:tcW w:type="dxa" w:w="6060"/>
+            <w:tcBorders>
+              <w:top w:val="single" w:color="BFBFBF" w:sz="4"/>
+              <w:left w:val="single" w:color="BFBFBF" w:sz="4"/>
+              <w:bottom w:val="single" w:color="BFBFBF" w:sz="4"/>
+              <w:right w:val="single" w:color="BFBFBF" w:sz="4"/>
+            </w:tcBorders>
+            <w:shd w:fill="FAFAFA" w:val="clear"/>
+            <w:tcMar>
+              <w:top w:type="dxa" w:w="60"/>
+              <w:left w:type="dxa" w:w="100"/>
+              <w:bottom w:type="dxa" w:w="60"/>
+              <w:right w:type="dxa" w:w="100"/>
+            </w:tcMar>
+          </w:tcPr>
+          <w:p>
+            <w:pPr>
+              <w:spacing w:after="20" w:line="252"/>
+            </w:pPr>
+            <w:r>
+              <w:rPr>
+                <w:rFonts w:ascii="Arial" w:cs="Arial" w:eastAsia="Arial" w:hAnsi="Arial"/>
+                <w:sz w:val="19"/>
+                <w:szCs w:val="19"/>
+              </w:rPr>
+              <w:t xml:space="preserve">Se migró de HTML, CSS y JavaScript a React con componentes, rutas, formularios con validación, Bootstrap responsivo y pruebas unitarias.</w:t>
+            </w:r>
+          </w:p>
+        </w:tc>
+      </w:tr>
+      <w:tr>
+        <w:trPr>
+          <w:cantSplit/>
+        </w:trPr>
+        <w:tc>
+          <w:tcPr>
+            <w:tcW w:type="dxa" w:w="3300"/>
+            <w:tcBorders>
+              <w:top w:val="single" w:color="BFBFBF" w:sz="4"/>
+              <w:left w:val="single" w:color="BFBFBF" w:sz="4"/>
+              <w:bottom w:val="single" w:color="BFBFBF" w:sz="4"/>
+              <w:right w:val="single" w:color="BFBFBF" w:sz="4"/>
+            </w:tcBorders>
+            <w:tcMar>
+              <w:top w:type="dxa" w:w="60"/>
+              <w:left w:type="dxa" w:w="100"/>
+              <w:bottom w:type="dxa" w:w="60"/>
+              <w:right w:type="dxa" w:w="100"/>
+            </w:tcMar>
+          </w:tcPr>
+          <w:p>
+            <w:pPr>
+              <w:spacing w:after="20" w:line="252"/>
+            </w:pPr>
+            <w:r>
+              <w:rPr>
+                <w:rFonts w:ascii="Arial" w:cs="Arial" w:eastAsia="Arial" w:hAnsi="Arial"/>
+                <w:sz w:val="19"/>
+                <w:szCs w:val="19"/>
+              </w:rPr>
               <w:t xml:space="preserve">¿Qué hay en el repositorio de GitHub?</w:t>
             </w:r>
           </w:p>
@@ -7856,7 +7969,6 @@
               <w:bottom w:val="single" w:color="BFBFBF" w:sz="4"/>
               <w:right w:val="single" w:color="BFBFBF" w:sz="4"/>
             </w:tcBorders>
-            <w:shd w:fill="FAFAFA" w:val="clear"/>
             <w:tcMar>
               <w:top w:type="dxa" w:w="60"/>
               <w:left w:type="dxa" w:w="100"/>
@@ -8143,7 +8255,7 @@
                 <w:szCs w:val="19"/>
                 <w:shd w:fill="EFEFEF" w:val="clear"/>
               </w:rPr>
-              <w:t xml:space="preserve">npm run test:defensa</w:t>
+              <w:t xml:space="preserve">npm test</w:t>
             </w:r>
             <w:r>
               <w:rPr>

--- a/docs/Plan_2_Dias_Defensa.docx
+++ b/docs/Plan_2_Dias_Defensa.docx
@@ -2373,7 +2373,7 @@
                 <w:sz w:val="18"/>
                 <w:szCs w:val="18"/>
               </w:rPr>
-              <w:t xml:space="preserve">styles/tema.css</w:t>
+              <w:t>assets/css/tema.css</w:t>
             </w:r>
           </w:p>
         </w:tc>

--- a/docs/Plan_2_Dias_Defensa.docx
+++ b/docs/Plan_2_Dias_Defensa.docx
@@ -968,7 +968,7 @@
                 <w:sz w:val="18"/>
                 <w:szCs w:val="18"/>
               </w:rPr>
-              <w:t xml:space="preserve">Context API</w:t>
+              <w:t xml:space="preserve">Estado en el padre</w:t>
             </w:r>
           </w:p>
         </w:tc>
@@ -999,7 +999,7 @@
                 <w:sz w:val="18"/>
                 <w:szCs w:val="18"/>
               </w:rPr>
-              <w:t xml:space="preserve">Comparte datos con toda la app sin pasarlos por props: sesión, carrito y avisos.</w:t>
+              <w:t xml:space="preserve">App.jsx guarda sesión, carrito y avisos, y los entrega a los hijos por props (como App en el Generador de Memes).</w:t>
             </w:r>
           </w:p>
         </w:tc>
@@ -1834,7 +1834,7 @@
                 <w:sz w:val="18"/>
                 <w:szCs w:val="18"/>
               </w:rPr>
-              <w:t xml:space="preserve">Rutas de la tienda (con su plantilla) y del panel (lazy y protegidas), con los contextos y el Error Boundary.</w:t>
+              <w:t xml:space="preserve">Estado compartido (sesión, carrito, avisos), rutas de la tienda (con su plantilla) y del panel (lazy y protegidas), y el Error Boundary.</w:t>
             </w:r>
           </w:p>
         </w:tc>
@@ -2373,7 +2373,7 @@
                 <w:sz w:val="18"/>
                 <w:szCs w:val="18"/>
               </w:rPr>
-              <w:t>assets/css/tema.css</w:t>
+              <w:t xml:space="preserve">assets/css/tema.css</w:t>
             </w:r>
           </w:p>
         </w:tc>
@@ -3432,7 +3432,7 @@
                 <w:sz w:val="18"/>
                 <w:szCs w:val="18"/>
               </w:rPr>
-              <w:t xml:space="preserve">Mock con spyOn + integración</w:t>
+              <w:t xml:space="preserve">Mock con createSpy + integración</w:t>
             </w:r>
           </w:p>
         </w:tc>
@@ -3622,7 +3622,7 @@
                 <w:sz w:val="18"/>
                 <w:szCs w:val="18"/>
               </w:rPr>
-              <w:t xml:space="preserve">Contexto + rutas</w:t>
+              <w:t xml:space="preserve">Rutas (MemoryRouter)</w:t>
             </w:r>
           </w:p>
         </w:tc>
@@ -3708,7 +3708,7 @@
         <w:rPr>
           <w:rFonts w:ascii="Arial" w:cs="Arial" w:eastAsia="Arial" w:hAnsi="Arial"/>
         </w:rPr>
-        <w:t xml:space="preserve"> createSpy, createSpyObj y spyOn para controlar el resultado de las dependencias.</w:t>
+        <w:t xml:space="preserve"> jasmine.createSpy y jasmine.createSpyObj para controlar el resultado de las dependencias.</w:t>
       </w:r>
     </w:p>
     <w:p>
@@ -3732,7 +3732,7 @@
         <w:rPr>
           <w:rFonts w:ascii="Arial" w:cs="Arial" w:eastAsia="Arial" w:hAnsi="Arial"/>
         </w:rPr>
-        <w:t xml:space="preserve"> 15 de 15 exitosas; cobertura 68,9 % sentencias, 58,8 % ramas, 69,4 % funciones y 72,9 % líneas. Verde = ejecutado, rojo = sin probar.</w:t>
+        <w:t xml:space="preserve"> 15 de 15 exitosas; cobertura 67,6 % sentencias, 59,1 % ramas, 69,0 % funciones y 71,3 % líneas. Verde = ejecutado, rojo = sin probar.</w:t>
       </w:r>
     </w:p>
     <w:p>
@@ -3765,7 +3765,7 @@
           <w:szCs w:val="19"/>
           <w:shd w:fill="F4F4F4" w:color="auto" w:val="clear"/>
         </w:rPr>
-        <w:t xml:space="preserve">npm run test:defensa</w:t>
+        <w:t xml:space="preserve">npm test</w:t>
       </w:r>
       <w:r>
         <w:rPr>

--- a/docs/Plan_2_Dias_Defensa.docx
+++ b/docs/Plan_2_Dias_Defensa.docx
@@ -2183,7 +2183,7 @@
                 <w:sz w:val="18"/>
                 <w:szCs w:val="18"/>
               </w:rPr>
-              <w:t xml:space="preserve">hooks/useFormulario.js</w:t>
+              <w:t>utils/useFormulario.js</w:t>
             </w:r>
           </w:p>
         </w:tc>

--- a/docs/Plan_2_Dias_Defensa.docx
+++ b/docs/Plan_2_Dias_Defensa.docx
@@ -1191,7 +1191,7 @@
                 <w:sz w:val="18"/>
                 <w:szCs w:val="18"/>
               </w:rPr>
-              <w:t xml:space="preserve">Átomos (Boton), moléculas (TarjetaProducto), organismos (BarraNavegacion), plantillas (LayoutTienda) y páginas.</w:t>
+              <w:t>Átomos (Boton), moléculas (TarjetaProducto), organismos (Header), plantillas (LayoutTienda) y páginas.</w:t>
             </w:r>
           </w:p>
         </w:tc>

--- a/docs/Plan_2_Dias_Defensa.docx
+++ b/docs/Plan_2_Dias_Defensa.docx
@@ -85,7 +85,7 @@
           <w:sz w:val="18"/>
           <w:szCs w:val="18"/>
         </w:rPr>
-        <w:t xml:space="preserve">Autora: Isabel Cántaro · 21 de octubre de 2026</w:t>
+        <w:t xml:space="preserve">Equipo: Isabel Cántaro · Eduardo Caro · Yeremi Vásquez · 21 de octubre de 2026</w:t>
       </w:r>
     </w:p>
     <w:p>
@@ -641,6 +641,440 @@
     </w:p>
     <w:p>
       <w:pPr>
+        <w:pStyle w:val="Heading2"/>
+      </w:pPr>
+      <w:r>
+        <w:rPr>
+          <w:rFonts w:ascii="Arial" w:cs="Arial" w:eastAsia="Arial" w:hAnsi="Arial"/>
+        </w:rPr>
+        <w:t xml:space="preserve">Quién lidera qué</w:t>
+      </w:r>
+    </w:p>
+    <w:tbl>
+      <w:tblPr>
+        <w:tblW w:type="dxa" w:w="9360"/>
+        <w:tblBorders>
+          <w:top w:val="single" w:color="auto" w:sz="4"/>
+          <w:left w:val="single" w:color="auto" w:sz="4"/>
+          <w:bottom w:val="single" w:color="auto" w:sz="4"/>
+          <w:right w:val="single" w:color="auto" w:sz="4"/>
+          <w:insideH w:val="single" w:color="auto" w:sz="4"/>
+          <w:insideV w:val="single" w:color="auto" w:sz="4"/>
+        </w:tblBorders>
+      </w:tblPr>
+      <w:tblGrid>
+        <w:gridCol w:w="2059"/>
+        <w:gridCol w:w="5241"/>
+        <w:gridCol w:w="2060"/>
+      </w:tblGrid>
+      <w:tr>
+        <w:trPr>
+          <w:tblHeader/>
+        </w:trPr>
+        <w:tc>
+          <w:tcPr>
+            <w:tcW w:type="dxa" w:w="2059"/>
+            <w:tcBorders>
+              <w:top w:val="single" w:color="BFBFBF" w:sz="4"/>
+              <w:left w:val="single" w:color="BFBFBF" w:sz="4"/>
+              <w:bottom w:val="single" w:color="BFBFBF" w:sz="4"/>
+              <w:right w:val="single" w:color="BFBFBF" w:sz="4"/>
+            </w:tcBorders>
+            <w:shd w:fill="EFEFEF" w:color="auto" w:val="clear"/>
+            <w:tcMar>
+              <w:top w:type="dxa" w:w="70"/>
+              <w:left w:type="dxa" w:w="100"/>
+              <w:bottom w:type="dxa" w:w="70"/>
+              <w:right w:type="dxa" w:w="100"/>
+            </w:tcMar>
+          </w:tcPr>
+          <w:p>
+            <w:pPr>
+              <w:spacing w:after="40"/>
+            </w:pPr>
+            <w:r>
+              <w:rPr>
+                <w:rFonts w:ascii="Arial" w:cs="Arial" w:eastAsia="Arial" w:hAnsi="Arial"/>
+                <w:b/>
+                <w:bCs/>
+                <w:sz w:val="18"/>
+                <w:szCs w:val="18"/>
+              </w:rPr>
+              <w:t xml:space="preserve">Integrante</w:t>
+            </w:r>
+          </w:p>
+        </w:tc>
+        <w:tc>
+          <w:tcPr>
+            <w:tcW w:type="dxa" w:w="5241"/>
+            <w:tcBorders>
+              <w:top w:val="single" w:color="BFBFBF" w:sz="4"/>
+              <w:left w:val="single" w:color="BFBFBF" w:sz="4"/>
+              <w:bottom w:val="single" w:color="BFBFBF" w:sz="4"/>
+              <w:right w:val="single" w:color="BFBFBF" w:sz="4"/>
+            </w:tcBorders>
+            <w:shd w:fill="EFEFEF" w:color="auto" w:val="clear"/>
+            <w:tcMar>
+              <w:top w:type="dxa" w:w="70"/>
+              <w:left w:type="dxa" w:w="100"/>
+              <w:bottom w:type="dxa" w:w="70"/>
+              <w:right w:type="dxa" w:w="100"/>
+            </w:tcMar>
+          </w:tcPr>
+          <w:p>
+            <w:pPr>
+              <w:spacing w:after="40"/>
+            </w:pPr>
+            <w:r>
+              <w:rPr>
+                <w:rFonts w:ascii="Arial" w:cs="Arial" w:eastAsia="Arial" w:hAnsi="Arial"/>
+                <w:b/>
+                <w:bCs/>
+                <w:sz w:val="18"/>
+                <w:szCs w:val="18"/>
+              </w:rPr>
+              <w:t xml:space="preserve">Área</w:t>
+            </w:r>
+          </w:p>
+        </w:tc>
+        <w:tc>
+          <w:tcPr>
+            <w:tcW w:type="dxa" w:w="2060"/>
+            <w:tcBorders>
+              <w:top w:val="single" w:color="BFBFBF" w:sz="4"/>
+              <w:left w:val="single" w:color="BFBFBF" w:sz="4"/>
+              <w:bottom w:val="single" w:color="BFBFBF" w:sz="4"/>
+              <w:right w:val="single" w:color="BFBFBF" w:sz="4"/>
+            </w:tcBorders>
+            <w:shd w:fill="EFEFEF" w:color="auto" w:val="clear"/>
+            <w:tcMar>
+              <w:top w:type="dxa" w:w="70"/>
+              <w:left w:type="dxa" w:w="100"/>
+              <w:bottom w:type="dxa" w:w="70"/>
+              <w:right w:type="dxa" w:w="100"/>
+            </w:tcMar>
+          </w:tcPr>
+          <w:p>
+            <w:pPr>
+              <w:spacing w:after="40"/>
+            </w:pPr>
+            <w:r>
+              <w:rPr>
+                <w:rFonts w:ascii="Arial" w:cs="Arial" w:eastAsia="Arial" w:hAnsi="Arial"/>
+                <w:b/>
+                <w:bCs/>
+                <w:sz w:val="18"/>
+                <w:szCs w:val="18"/>
+              </w:rPr>
+              <w:t xml:space="preserve">Pruebas de defensa</w:t>
+            </w:r>
+          </w:p>
+        </w:tc>
+      </w:tr>
+      <w:tr>
+        <w:tc>
+          <w:tcPr>
+            <w:tcW w:type="dxa" w:w="2059"/>
+            <w:tcBorders>
+              <w:top w:val="single" w:color="BFBFBF" w:sz="4"/>
+              <w:left w:val="single" w:color="BFBFBF" w:sz="4"/>
+              <w:bottom w:val="single" w:color="BFBFBF" w:sz="4"/>
+              <w:right w:val="single" w:color="BFBFBF" w:sz="4"/>
+            </w:tcBorders>
+            <w:shd w:fill="FFFFFF" w:color="auto" w:val="clear"/>
+            <w:tcMar>
+              <w:top w:type="dxa" w:w="70"/>
+              <w:left w:type="dxa" w:w="100"/>
+              <w:bottom w:type="dxa" w:w="70"/>
+              <w:right w:type="dxa" w:w="100"/>
+            </w:tcMar>
+          </w:tcPr>
+          <w:p>
+            <w:pPr>
+              <w:spacing w:after="40"/>
+            </w:pPr>
+            <w:r>
+              <w:rPr>
+                <w:rFonts w:ascii="Arial" w:cs="Arial" w:eastAsia="Arial" w:hAnsi="Arial"/>
+                <w:sz w:val="18"/>
+                <w:szCs w:val="18"/>
+              </w:rPr>
+              <w:t xml:space="preserve">Isabel Cántaro</w:t>
+            </w:r>
+          </w:p>
+        </w:tc>
+        <w:tc>
+          <w:tcPr>
+            <w:tcW w:type="dxa" w:w="5241"/>
+            <w:tcBorders>
+              <w:top w:val="single" w:color="BFBFBF" w:sz="4"/>
+              <w:left w:val="single" w:color="BFBFBF" w:sz="4"/>
+              <w:bottom w:val="single" w:color="BFBFBF" w:sz="4"/>
+              <w:right w:val="single" w:color="BFBFBF" w:sz="4"/>
+            </w:tcBorders>
+            <w:shd w:fill="FFFFFF" w:color="auto" w:val="clear"/>
+            <w:tcMar>
+              <w:top w:type="dxa" w:w="70"/>
+              <w:left w:type="dxa" w:w="100"/>
+              <w:bottom w:type="dxa" w:w="70"/>
+              <w:right w:type="dxa" w:w="100"/>
+            </w:tcMar>
+          </w:tcPr>
+          <w:p>
+            <w:pPr>
+              <w:spacing w:after="40"/>
+            </w:pPr>
+            <w:r>
+              <w:rPr>
+                <w:rFonts w:ascii="Arial" w:cs="Arial" w:eastAsia="Arial" w:hAnsi="Arial"/>
+                <w:sz w:val="18"/>
+                <w:szCs w:val="18"/>
+              </w:rPr>
+              <w:t xml:space="preserve">Tienda y compra: catálogo, carrito, checkout con agenda, pago y boleta</w:t>
+            </w:r>
+          </w:p>
+        </w:tc>
+        <w:tc>
+          <w:tcPr>
+            <w:tcW w:type="dxa" w:w="2060"/>
+            <w:tcBorders>
+              <w:top w:val="single" w:color="BFBFBF" w:sz="4"/>
+              <w:left w:val="single" w:color="BFBFBF" w:sz="4"/>
+              <w:bottom w:val="single" w:color="BFBFBF" w:sz="4"/>
+              <w:right w:val="single" w:color="BFBFBF" w:sz="4"/>
+            </w:tcBorders>
+            <w:shd w:fill="FFFFFF" w:color="auto" w:val="clear"/>
+            <w:tcMar>
+              <w:top w:type="dxa" w:w="70"/>
+              <w:left w:type="dxa" w:w="100"/>
+              <w:bottom w:type="dxa" w:w="70"/>
+              <w:right w:type="dxa" w:w="100"/>
+            </w:tcMar>
+          </w:tcPr>
+          <w:p>
+            <w:pPr>
+              <w:spacing w:after="40"/>
+            </w:pPr>
+            <w:r>
+              <w:rPr>
+                <w:rFonts w:ascii="Arial" w:cs="Arial" w:eastAsia="Arial" w:hAnsi="Arial"/>
+                <w:sz w:val="18"/>
+                <w:szCs w:val="18"/>
+              </w:rPr>
+              <w:t xml:space="preserve">1, 5 y 8</w:t>
+            </w:r>
+          </w:p>
+        </w:tc>
+      </w:tr>
+      <w:tr>
+        <w:tc>
+          <w:tcPr>
+            <w:tcW w:type="dxa" w:w="2059"/>
+            <w:tcBorders>
+              <w:top w:val="single" w:color="BFBFBF" w:sz="4"/>
+              <w:left w:val="single" w:color="BFBFBF" w:sz="4"/>
+              <w:bottom w:val="single" w:color="BFBFBF" w:sz="4"/>
+              <w:right w:val="single" w:color="BFBFBF" w:sz="4"/>
+            </w:tcBorders>
+            <w:shd w:fill="FAFAFA" w:color="auto" w:val="clear"/>
+            <w:tcMar>
+              <w:top w:type="dxa" w:w="70"/>
+              <w:left w:type="dxa" w:w="100"/>
+              <w:bottom w:type="dxa" w:w="70"/>
+              <w:right w:type="dxa" w:w="100"/>
+            </w:tcMar>
+          </w:tcPr>
+          <w:p>
+            <w:pPr>
+              <w:spacing w:after="40"/>
+            </w:pPr>
+            <w:r>
+              <w:rPr>
+                <w:rFonts w:ascii="Arial" w:cs="Arial" w:eastAsia="Arial" w:hAnsi="Arial"/>
+                <w:sz w:val="18"/>
+                <w:szCs w:val="18"/>
+              </w:rPr>
+              <w:t xml:space="preserve">Eduardo Caro</w:t>
+            </w:r>
+          </w:p>
+        </w:tc>
+        <w:tc>
+          <w:tcPr>
+            <w:tcW w:type="dxa" w:w="5241"/>
+            <w:tcBorders>
+              <w:top w:val="single" w:color="BFBFBF" w:sz="4"/>
+              <w:left w:val="single" w:color="BFBFBF" w:sz="4"/>
+              <w:bottom w:val="single" w:color="BFBFBF" w:sz="4"/>
+              <w:right w:val="single" w:color="BFBFBF" w:sz="4"/>
+            </w:tcBorders>
+            <w:shd w:fill="FAFAFA" w:color="auto" w:val="clear"/>
+            <w:tcMar>
+              <w:top w:type="dxa" w:w="70"/>
+              <w:left w:type="dxa" w:w="100"/>
+              <w:bottom w:type="dxa" w:w="70"/>
+              <w:right w:type="dxa" w:w="100"/>
+            </w:tcMar>
+          </w:tcPr>
+          <w:p>
+            <w:pPr>
+              <w:spacing w:after="40"/>
+            </w:pPr>
+            <w:r>
+              <w:rPr>
+                <w:rFonts w:ascii="Arial" w:cs="Arial" w:eastAsia="Arial" w:hAnsi="Arial"/>
+                <w:sz w:val="18"/>
+                <w:szCs w:val="18"/>
+              </w:rPr>
+              <w:t xml:space="preserve">Usuarios y panel: sesión, roles, mantenedores y reportes</w:t>
+            </w:r>
+          </w:p>
+        </w:tc>
+        <w:tc>
+          <w:tcPr>
+            <w:tcW w:type="dxa" w:w="2060"/>
+            <w:tcBorders>
+              <w:top w:val="single" w:color="BFBFBF" w:sz="4"/>
+              <w:left w:val="single" w:color="BFBFBF" w:sz="4"/>
+              <w:bottom w:val="single" w:color="BFBFBF" w:sz="4"/>
+              <w:right w:val="single" w:color="BFBFBF" w:sz="4"/>
+            </w:tcBorders>
+            <w:shd w:fill="FAFAFA" w:color="auto" w:val="clear"/>
+            <w:tcMar>
+              <w:top w:type="dxa" w:w="70"/>
+              <w:left w:type="dxa" w:w="100"/>
+              <w:bottom w:type="dxa" w:w="70"/>
+              <w:right w:type="dxa" w:w="100"/>
+            </w:tcMar>
+          </w:tcPr>
+          <w:p>
+            <w:pPr>
+              <w:spacing w:after="40"/>
+            </w:pPr>
+            <w:r>
+              <w:rPr>
+                <w:rFonts w:ascii="Arial" w:cs="Arial" w:eastAsia="Arial" w:hAnsi="Arial"/>
+                <w:sz w:val="18"/>
+                <w:szCs w:val="18"/>
+              </w:rPr>
+              <w:t xml:space="preserve">6, 7, 9 y 10</w:t>
+            </w:r>
+          </w:p>
+        </w:tc>
+      </w:tr>
+      <w:tr>
+        <w:tc>
+          <w:tcPr>
+            <w:tcW w:type="dxa" w:w="2059"/>
+            <w:tcBorders>
+              <w:top w:val="single" w:color="BFBFBF" w:sz="4"/>
+              <w:left w:val="single" w:color="BFBFBF" w:sz="4"/>
+              <w:bottom w:val="single" w:color="BFBFBF" w:sz="4"/>
+              <w:right w:val="single" w:color="BFBFBF" w:sz="4"/>
+            </w:tcBorders>
+            <w:shd w:fill="FFFFFF" w:color="auto" w:val="clear"/>
+            <w:tcMar>
+              <w:top w:type="dxa" w:w="70"/>
+              <w:left w:type="dxa" w:w="100"/>
+              <w:bottom w:type="dxa" w:w="70"/>
+              <w:right w:type="dxa" w:w="100"/>
+            </w:tcMar>
+          </w:tcPr>
+          <w:p>
+            <w:pPr>
+              <w:spacing w:after="40"/>
+            </w:pPr>
+            <w:r>
+              <w:rPr>
+                <w:rFonts w:ascii="Arial" w:cs="Arial" w:eastAsia="Arial" w:hAnsi="Arial"/>
+                <w:sz w:val="18"/>
+                <w:szCs w:val="18"/>
+              </w:rPr>
+              <w:t xml:space="preserve">Yeremi Vásquez</w:t>
+            </w:r>
+          </w:p>
+        </w:tc>
+        <w:tc>
+          <w:tcPr>
+            <w:tcW w:type="dxa" w:w="5241"/>
+            <w:tcBorders>
+              <w:top w:val="single" w:color="BFBFBF" w:sz="4"/>
+              <w:left w:val="single" w:color="BFBFBF" w:sz="4"/>
+              <w:bottom w:val="single" w:color="BFBFBF" w:sz="4"/>
+              <w:right w:val="single" w:color="BFBFBF" w:sz="4"/>
+            </w:tcBorders>
+            <w:shd w:fill="FFFFFF" w:color="auto" w:val="clear"/>
+            <w:tcMar>
+              <w:top w:type="dxa" w:w="70"/>
+              <w:left w:type="dxa" w:w="100"/>
+              <w:bottom w:type="dxa" w:w="70"/>
+              <w:right w:type="dxa" w:w="100"/>
+            </w:tcMar>
+          </w:tcPr>
+          <w:p>
+            <w:pPr>
+              <w:spacing w:after="40"/>
+            </w:pPr>
+            <w:r>
+              <w:rPr>
+                <w:rFonts w:ascii="Arial" w:cs="Arial" w:eastAsia="Arial" w:hAnsi="Arial"/>
+                <w:sz w:val="18"/>
+                <w:szCs w:val="18"/>
+              </w:rPr>
+              <w:t xml:space="preserve">Diseño y base: Atomic Design, Bootstrap, tema.css, db.js y Karma</w:t>
+            </w:r>
+          </w:p>
+        </w:tc>
+        <w:tc>
+          <w:tcPr>
+            <w:tcW w:type="dxa" w:w="2060"/>
+            <w:tcBorders>
+              <w:top w:val="single" w:color="BFBFBF" w:sz="4"/>
+              <w:left w:val="single" w:color="BFBFBF" w:sz="4"/>
+              <w:bottom w:val="single" w:color="BFBFBF" w:sz="4"/>
+              <w:right w:val="single" w:color="BFBFBF" w:sz="4"/>
+            </w:tcBorders>
+            <w:shd w:fill="FFFFFF" w:color="auto" w:val="clear"/>
+            <w:tcMar>
+              <w:top w:type="dxa" w:w="70"/>
+              <w:left w:type="dxa" w:w="100"/>
+              <w:bottom w:type="dxa" w:w="70"/>
+              <w:right w:type="dxa" w:w="100"/>
+            </w:tcMar>
+          </w:tcPr>
+          <w:p>
+            <w:pPr>
+              <w:spacing w:after="40"/>
+            </w:pPr>
+            <w:r>
+              <w:rPr>
+                <w:rFonts w:ascii="Arial" w:cs="Arial" w:eastAsia="Arial" w:hAnsi="Arial"/>
+                <w:sz w:val="18"/>
+                <w:szCs w:val="18"/>
+              </w:rPr>
+              <w:t xml:space="preserve">2, 3 y 4</w:t>
+            </w:r>
+          </w:p>
+        </w:tc>
+      </w:tr>
+    </w:tbl>
+    <w:p>
+      <w:pPr>
+        <w:spacing w:after="80"/>
+      </w:pPr>
+    </w:p>
+    <w:p>
+      <w:pPr>
+        <w:spacing w:after="120" w:line="276"/>
+      </w:pPr>
+      <w:r>
+        <w:rPr>
+          <w:rFonts w:ascii="Arial" w:cs="Arial" w:eastAsia="Arial" w:hAnsi="Arial"/>
+        </w:rPr>
+        <w:t xml:space="preserve">Estudien primero su parte y después las de los otros dos: el docente puede preguntarle cualquier cosa a cualquiera.</w:t>
+      </w:r>
+    </w:p>
+    <w:p>
+      <w:pPr>
         <w:pStyle w:val="Heading1"/>
       </w:pPr>
       <w:r>
@@ -1191,7 +1625,7 @@
                 <w:sz w:val="18"/>
                 <w:szCs w:val="18"/>
               </w:rPr>
-              <w:t>Átomos (Boton), moléculas (TarjetaProducto), organismos (Header), plantillas (LayoutTienda) y páginas.</w:t>
+              <w:t xml:space="preserve">Átomos (Boton), moléculas (TarjetaProducto), organismos (Header), plantillas (LayoutTienda) y páginas.</w:t>
             </w:r>
           </w:p>
         </w:tc>
@@ -2183,7 +2617,7 @@
                 <w:sz w:val="18"/>
                 <w:szCs w:val="18"/>
               </w:rPr>
-              <w:t>utils/useFormulario.js</w:t>
+              <w:t xml:space="preserve">utils/useFormulario.js</w:t>
             </w:r>
           </w:p>
         </w:tc>

--- a/docs/Plan_2_Dias_Defensa.docx
+++ b/docs/Plan_2_Dias_Defensa.docx
@@ -636,7 +636,7 @@
           <w:i/>
           <w:iCs/>
         </w:rPr>
-        <w:t xml:space="preserve">Idea central: no memorices código línea por línea. Aprende 12 ideas, 9 archivos y 10 pruebas. Si olvidas algo, ábrelo en el editor y léelo.</w:t>
+        <w:t xml:space="preserve">Idea central: no memorices código línea por línea. Aprende 13 ideas, 10 archivos y 10 pruebas. Si olvidas algo, ábrelo en el editor y léelo.</w:t>
       </w:r>
     </w:p>
     <w:p>
@@ -830,7 +830,7 @@
                 <w:sz w:val="18"/>
                 <w:szCs w:val="18"/>
               </w:rPr>
-              <w:t xml:space="preserve">Tienda y compra: catálogo, carrito, checkout con agenda, pago y boleta</w:t>
+              <w:t xml:space="preserve">Tienda y compra: catálogo, carrito, checkout con agenda, pago y boleta · carrito-service</w:t>
             </w:r>
           </w:p>
         </w:tc>
@@ -925,7 +925,7 @@
                 <w:sz w:val="18"/>
                 <w:szCs w:val="18"/>
               </w:rPr>
-              <w:t xml:space="preserve">Usuarios y panel: sesión, roles, mantenedores y reportes</w:t>
+              <w:t xml:space="preserve">Usuarios y panel: sesión, roles, mantenedores y reportes · usuario-service</w:t>
             </w:r>
           </w:p>
         </w:tc>
@@ -1020,7 +1020,7 @@
                 <w:sz w:val="18"/>
                 <w:szCs w:val="18"/>
               </w:rPr>
-              <w:t xml:space="preserve">Diseño y base: Atomic Design, Bootstrap, tema.css, db.js y Karma</w:t>
+              <w:t xml:space="preserve">Diseño y base: Atomic Design, Bootstrap, tema.css, db.js y Karma · producto-service</w:t>
             </w:r>
           </w:p>
         </w:tc>
@@ -1092,7 +1092,7 @@
         <w:rPr>
           <w:rFonts w:ascii="Arial" w:cs="Arial" w:eastAsia="Arial" w:hAnsi="Arial"/>
         </w:rPr>
-        <w:t xml:space="preserve">Las 12 ideas que más preguntan</w:t>
+        <w:t xml:space="preserve">Las 13 ideas que más preguntan</w:t>
       </w:r>
     </w:p>
     <w:tbl>
@@ -1950,6 +1950,70 @@
           </w:p>
         </w:tc>
       </w:tr>
+      <w:tr>
+        <w:tc>
+          <w:tcPr>
+            <w:tcW w:type="dxa" w:w="2246"/>
+            <w:tcBorders>
+              <w:top w:val="single" w:color="BFBFBF" w:sz="4"/>
+              <w:left w:val="single" w:color="BFBFBF" w:sz="4"/>
+              <w:bottom w:val="single" w:color="BFBFBF" w:sz="4"/>
+              <w:right w:val="single" w:color="BFBFBF" w:sz="4"/>
+            </w:tcBorders>
+            <w:shd w:fill="FFFFFF" w:color="auto" w:val="clear"/>
+            <w:tcMar>
+              <w:top w:type="dxa" w:w="70"/>
+              <w:left w:type="dxa" w:w="100"/>
+              <w:bottom w:type="dxa" w:w="70"/>
+              <w:right w:type="dxa" w:w="100"/>
+            </w:tcMar>
+          </w:tcPr>
+          <w:p>
+            <w:pPr>
+              <w:spacing w:after="40"/>
+            </w:pPr>
+            <w:r>
+              <w:rPr>
+                <w:rFonts w:ascii="Arial" w:cs="Arial" w:eastAsia="Arial" w:hAnsi="Arial"/>
+                <w:sz w:val="18"/>
+                <w:szCs w:val="18"/>
+              </w:rPr>
+              <w:t xml:space="preserve">Microservicios + axios</w:t>
+            </w:r>
+          </w:p>
+        </w:tc>
+        <w:tc>
+          <w:tcPr>
+            <w:tcW w:type="dxa" w:w="7114"/>
+            <w:tcBorders>
+              <w:top w:val="single" w:color="BFBFBF" w:sz="4"/>
+              <w:left w:val="single" w:color="BFBFBF" w:sz="4"/>
+              <w:bottom w:val="single" w:color="BFBFBF" w:sz="4"/>
+              <w:right w:val="single" w:color="BFBFBF" w:sz="4"/>
+            </w:tcBorders>
+            <w:shd w:fill="FFFFFF" w:color="auto" w:val="clear"/>
+            <w:tcMar>
+              <w:top w:type="dxa" w:w="70"/>
+              <w:left w:type="dxa" w:w="100"/>
+              <w:bottom w:type="dxa" w:w="70"/>
+              <w:right w:type="dxa" w:w="100"/>
+            </w:tcMar>
+          </w:tcPr>
+          <w:p>
+            <w:pPr>
+              <w:spacing w:after="40"/>
+            </w:pPr>
+            <w:r>
+              <w:rPr>
+                <w:rFonts w:ascii="Arial" w:cs="Arial" w:eastAsia="Arial" w:hAnsi="Arial"/>
+                <w:sz w:val="18"/>
+                <w:szCs w:val="18"/>
+              </w:rPr>
+              <w:t xml:space="preserve">3 servicios Spring Boot con su propia base MySQL (productos, usuarios, carrito). React los llama con axios en services/api.js; si no responden, uso db.js.</w:t>
+            </w:r>
+          </w:p>
+        </w:tc>
+      </w:tr>
     </w:tbl>
     <w:p>
       <w:pPr>
@@ -1959,7 +2023,7 @@
         <w:rPr>
           <w:rFonts w:ascii="Arial" w:cs="Arial" w:eastAsia="Arial" w:hAnsi="Arial"/>
         </w:rPr>
-        <w:t xml:space="preserve">Los 9 archivos que abres durante la defensa</w:t>
+        <w:t xml:space="preserve">Los 10 archivos que abres durante la defensa</w:t>
       </w:r>
     </w:p>
     <w:tbl>
@@ -2934,6 +2998,101 @@
                 <w:szCs w:val="18"/>
               </w:rPr>
               <w:t xml:space="preserve">Configuración de Karma y las 10 pruebas de la defensa.</w:t>
+            </w:r>
+          </w:p>
+        </w:tc>
+      </w:tr>
+      <w:tr>
+        <w:tc>
+          <w:tcPr>
+            <w:tcW w:type="dxa" w:w="468"/>
+            <w:tcBorders>
+              <w:top w:val="single" w:color="BFBFBF" w:sz="4"/>
+              <w:left w:val="single" w:color="BFBFBF" w:sz="4"/>
+              <w:bottom w:val="single" w:color="BFBFBF" w:sz="4"/>
+              <w:right w:val="single" w:color="BFBFBF" w:sz="4"/>
+            </w:tcBorders>
+            <w:shd w:fill="FAFAFA" w:color="auto" w:val="clear"/>
+            <w:tcMar>
+              <w:top w:type="dxa" w:w="70"/>
+              <w:left w:type="dxa" w:w="100"/>
+              <w:bottom w:type="dxa" w:w="70"/>
+              <w:right w:type="dxa" w:w="100"/>
+            </w:tcMar>
+          </w:tcPr>
+          <w:p>
+            <w:pPr>
+              <w:spacing w:after="40"/>
+            </w:pPr>
+            <w:r>
+              <w:rPr>
+                <w:rFonts w:ascii="Arial" w:cs="Arial" w:eastAsia="Arial" w:hAnsi="Arial"/>
+                <w:sz w:val="18"/>
+                <w:szCs w:val="18"/>
+              </w:rPr>
+              <w:t xml:space="preserve">10</w:t>
+            </w:r>
+          </w:p>
+        </w:tc>
+        <w:tc>
+          <w:tcPr>
+            <w:tcW w:type="dxa" w:w="3556"/>
+            <w:tcBorders>
+              <w:top w:val="single" w:color="BFBFBF" w:sz="4"/>
+              <w:left w:val="single" w:color="BFBFBF" w:sz="4"/>
+              <w:bottom w:val="single" w:color="BFBFBF" w:sz="4"/>
+              <w:right w:val="single" w:color="BFBFBF" w:sz="4"/>
+            </w:tcBorders>
+            <w:shd w:fill="FAFAFA" w:color="auto" w:val="clear"/>
+            <w:tcMar>
+              <w:top w:type="dxa" w:w="70"/>
+              <w:left w:type="dxa" w:w="100"/>
+              <w:bottom w:type="dxa" w:w="70"/>
+              <w:right w:type="dxa" w:w="100"/>
+            </w:tcMar>
+          </w:tcPr>
+          <w:p>
+            <w:pPr>
+              <w:spacing w:after="40"/>
+            </w:pPr>
+            <w:r>
+              <w:rPr>
+                <w:rFonts w:ascii="Arial" w:cs="Arial" w:eastAsia="Arial" w:hAnsi="Arial"/>
+                <w:sz w:val="18"/>
+                <w:szCs w:val="18"/>
+              </w:rPr>
+              <w:t xml:space="preserve">services/api.js</w:t>
+            </w:r>
+          </w:p>
+        </w:tc>
+        <w:tc>
+          <w:tcPr>
+            <w:tcW w:type="dxa" w:w="5336"/>
+            <w:tcBorders>
+              <w:top w:val="single" w:color="BFBFBF" w:sz="4"/>
+              <w:left w:val="single" w:color="BFBFBF" w:sz="4"/>
+              <w:bottom w:val="single" w:color="BFBFBF" w:sz="4"/>
+              <w:right w:val="single" w:color="BFBFBF" w:sz="4"/>
+            </w:tcBorders>
+            <w:shd w:fill="FAFAFA" w:color="auto" w:val="clear"/>
+            <w:tcMar>
+              <w:top w:type="dxa" w:w="70"/>
+              <w:left w:type="dxa" w:w="100"/>
+              <w:bottom w:type="dxa" w:w="70"/>
+              <w:right w:type="dxa" w:w="100"/>
+            </w:tcMar>
+          </w:tcPr>
+          <w:p>
+            <w:pPr>
+              <w:spacing w:after="40"/>
+            </w:pPr>
+            <w:r>
+              <w:rPr>
+                <w:rFonts w:ascii="Arial" w:cs="Arial" w:eastAsia="Arial" w:hAnsi="Arial"/>
+                <w:sz w:val="18"/>
+                <w:szCs w:val="18"/>
+              </w:rPr>
+              <w:t xml:space="preserve">Las peticiones axios (GET, POST, PUT) a los 3 microservicios y el manejo de errores.</w:t>
             </w:r>
           </w:p>
         </w:tc>
@@ -4166,7 +4325,7 @@
         <w:rPr>
           <w:rFonts w:ascii="Arial" w:cs="Arial" w:eastAsia="Arial" w:hAnsi="Arial"/>
         </w:rPr>
-        <w:t xml:space="preserve"> 15 de 15 exitosas; cobertura 67,6 % sentencias, 59,1 % ramas, 69,0 % funciones y 71,3 % líneas. Verde = ejecutado, rojo = sin probar.</w:t>
+        <w:t xml:space="preserve"> 15 de 15 exitosas; cobertura 66,0 % sentencias, 57,2 % ramas, 65,9 % funciones y 70,1 % líneas. Verde = ejecutado, rojo = sin probar.</w:t>
       </w:r>
     </w:p>
     <w:p>

--- a/docs/Plan_2_Dias_Defensa.docx
+++ b/docs/Plan_2_Dias_Defensa.docx
@@ -636,7 +636,7 @@
           <w:i/>
           <w:iCs/>
         </w:rPr>
-        <w:t xml:space="preserve">Idea central: no memorices código línea por línea. Aprende 13 ideas, 10 archivos y 10 pruebas. Si olvidas algo, ábrelo en el editor y léelo.</w:t>
+        <w:t xml:space="preserve">Idea central: no memorices código línea por línea. Aprende 12 ideas, 9 archivos y 10 pruebas. Si olvidas algo, ábrelo en el editor y léelo.</w:t>
       </w:r>
     </w:p>
     <w:p>
@@ -830,7 +830,7 @@
                 <w:sz w:val="18"/>
                 <w:szCs w:val="18"/>
               </w:rPr>
-              <w:t xml:space="preserve">Tienda y compra: catálogo, carrito, checkout con agenda, pago y boleta · carrito-service</w:t>
+              <w:t xml:space="preserve">Tienda y compra: catálogo, carrito, checkout con agenda, pago y boleta</w:t>
             </w:r>
           </w:p>
         </w:tc>
@@ -925,7 +925,7 @@
                 <w:sz w:val="18"/>
                 <w:szCs w:val="18"/>
               </w:rPr>
-              <w:t xml:space="preserve">Usuarios y panel: sesión, roles, mantenedores y reportes · usuario-service</w:t>
+              <w:t xml:space="preserve">Usuarios y panel: sesión, roles, mantenedores y reportes</w:t>
             </w:r>
           </w:p>
         </w:tc>
@@ -1020,7 +1020,7 @@
                 <w:sz w:val="18"/>
                 <w:szCs w:val="18"/>
               </w:rPr>
-              <w:t xml:space="preserve">Diseño y base: Atomic Design, Bootstrap, tema.css, db.js y Karma · producto-service</w:t>
+              <w:t xml:space="preserve">Diseño y base: Atomic Design, Bootstrap, tema.css, db.js y Karma</w:t>
             </w:r>
           </w:p>
         </w:tc>
@@ -1092,7 +1092,7 @@
         <w:rPr>
           <w:rFonts w:ascii="Arial" w:cs="Arial" w:eastAsia="Arial" w:hAnsi="Arial"/>
         </w:rPr>
-        <w:t xml:space="preserve">Las 13 ideas que más preguntan</w:t>
+        <w:t xml:space="preserve">Las 12 ideas que más preguntan</w:t>
       </w:r>
     </w:p>
     <w:tbl>
@@ -1950,70 +1950,6 @@
           </w:p>
         </w:tc>
       </w:tr>
-      <w:tr>
-        <w:tc>
-          <w:tcPr>
-            <w:tcW w:type="dxa" w:w="2246"/>
-            <w:tcBorders>
-              <w:top w:val="single" w:color="BFBFBF" w:sz="4"/>
-              <w:left w:val="single" w:color="BFBFBF" w:sz="4"/>
-              <w:bottom w:val="single" w:color="BFBFBF" w:sz="4"/>
-              <w:right w:val="single" w:color="BFBFBF" w:sz="4"/>
-            </w:tcBorders>
-            <w:shd w:fill="FFFFFF" w:color="auto" w:val="clear"/>
-            <w:tcMar>
-              <w:top w:type="dxa" w:w="70"/>
-              <w:left w:type="dxa" w:w="100"/>
-              <w:bottom w:type="dxa" w:w="70"/>
-              <w:right w:type="dxa" w:w="100"/>
-            </w:tcMar>
-          </w:tcPr>
-          <w:p>
-            <w:pPr>
-              <w:spacing w:after="40"/>
-            </w:pPr>
-            <w:r>
-              <w:rPr>
-                <w:rFonts w:ascii="Arial" w:cs="Arial" w:eastAsia="Arial" w:hAnsi="Arial"/>
-                <w:sz w:val="18"/>
-                <w:szCs w:val="18"/>
-              </w:rPr>
-              <w:t xml:space="preserve">Microservicios + axios</w:t>
-            </w:r>
-          </w:p>
-        </w:tc>
-        <w:tc>
-          <w:tcPr>
-            <w:tcW w:type="dxa" w:w="7114"/>
-            <w:tcBorders>
-              <w:top w:val="single" w:color="BFBFBF" w:sz="4"/>
-              <w:left w:val="single" w:color="BFBFBF" w:sz="4"/>
-              <w:bottom w:val="single" w:color="BFBFBF" w:sz="4"/>
-              <w:right w:val="single" w:color="BFBFBF" w:sz="4"/>
-            </w:tcBorders>
-            <w:shd w:fill="FFFFFF" w:color="auto" w:val="clear"/>
-            <w:tcMar>
-              <w:top w:type="dxa" w:w="70"/>
-              <w:left w:type="dxa" w:w="100"/>
-              <w:bottom w:type="dxa" w:w="70"/>
-              <w:right w:type="dxa" w:w="100"/>
-            </w:tcMar>
-          </w:tcPr>
-          <w:p>
-            <w:pPr>
-              <w:spacing w:after="40"/>
-            </w:pPr>
-            <w:r>
-              <w:rPr>
-                <w:rFonts w:ascii="Arial" w:cs="Arial" w:eastAsia="Arial" w:hAnsi="Arial"/>
-                <w:sz w:val="18"/>
-                <w:szCs w:val="18"/>
-              </w:rPr>
-              <w:t xml:space="preserve">3 servicios Spring Boot con su propia base MySQL (productos, usuarios, carrito). React los llama con axios en services/api.js; si no responden, uso db.js.</w:t>
-            </w:r>
-          </w:p>
-        </w:tc>
-      </w:tr>
     </w:tbl>
     <w:p>
       <w:pPr>
@@ -2023,7 +1959,7 @@
         <w:rPr>
           <w:rFonts w:ascii="Arial" w:cs="Arial" w:eastAsia="Arial" w:hAnsi="Arial"/>
         </w:rPr>
-        <w:t xml:space="preserve">Los 10 archivos que abres durante la defensa</w:t>
+        <w:t xml:space="preserve">Los 9 archivos que abres durante la defensa</w:t>
       </w:r>
     </w:p>
     <w:tbl>
@@ -2998,101 +2934,6 @@
                 <w:szCs w:val="18"/>
               </w:rPr>
               <w:t xml:space="preserve">Configuración de Karma y las 10 pruebas de la defensa.</w:t>
-            </w:r>
-          </w:p>
-        </w:tc>
-      </w:tr>
-      <w:tr>
-        <w:tc>
-          <w:tcPr>
-            <w:tcW w:type="dxa" w:w="468"/>
-            <w:tcBorders>
-              <w:top w:val="single" w:color="BFBFBF" w:sz="4"/>
-              <w:left w:val="single" w:color="BFBFBF" w:sz="4"/>
-              <w:bottom w:val="single" w:color="BFBFBF" w:sz="4"/>
-              <w:right w:val="single" w:color="BFBFBF" w:sz="4"/>
-            </w:tcBorders>
-            <w:shd w:fill="FAFAFA" w:color="auto" w:val="clear"/>
-            <w:tcMar>
-              <w:top w:type="dxa" w:w="70"/>
-              <w:left w:type="dxa" w:w="100"/>
-              <w:bottom w:type="dxa" w:w="70"/>
-              <w:right w:type="dxa" w:w="100"/>
-            </w:tcMar>
-          </w:tcPr>
-          <w:p>
-            <w:pPr>
-              <w:spacing w:after="40"/>
-            </w:pPr>
-            <w:r>
-              <w:rPr>
-                <w:rFonts w:ascii="Arial" w:cs="Arial" w:eastAsia="Arial" w:hAnsi="Arial"/>
-                <w:sz w:val="18"/>
-                <w:szCs w:val="18"/>
-              </w:rPr>
-              <w:t xml:space="preserve">10</w:t>
-            </w:r>
-          </w:p>
-        </w:tc>
-        <w:tc>
-          <w:tcPr>
-            <w:tcW w:type="dxa" w:w="3556"/>
-            <w:tcBorders>
-              <w:top w:val="single" w:color="BFBFBF" w:sz="4"/>
-              <w:left w:val="single" w:color="BFBFBF" w:sz="4"/>
-              <w:bottom w:val="single" w:color="BFBFBF" w:sz="4"/>
-              <w:right w:val="single" w:color="BFBFBF" w:sz="4"/>
-            </w:tcBorders>
-            <w:shd w:fill="FAFAFA" w:color="auto" w:val="clear"/>
-            <w:tcMar>
-              <w:top w:type="dxa" w:w="70"/>
-              <w:left w:type="dxa" w:w="100"/>
-              <w:bottom w:type="dxa" w:w="70"/>
-              <w:right w:type="dxa" w:w="100"/>
-            </w:tcMar>
-          </w:tcPr>
-          <w:p>
-            <w:pPr>
-              <w:spacing w:after="40"/>
-            </w:pPr>
-            <w:r>
-              <w:rPr>
-                <w:rFonts w:ascii="Arial" w:cs="Arial" w:eastAsia="Arial" w:hAnsi="Arial"/>
-                <w:sz w:val="18"/>
-                <w:szCs w:val="18"/>
-              </w:rPr>
-              <w:t xml:space="preserve">services/api.js</w:t>
-            </w:r>
-          </w:p>
-        </w:tc>
-        <w:tc>
-          <w:tcPr>
-            <w:tcW w:type="dxa" w:w="5336"/>
-            <w:tcBorders>
-              <w:top w:val="single" w:color="BFBFBF" w:sz="4"/>
-              <w:left w:val="single" w:color="BFBFBF" w:sz="4"/>
-              <w:bottom w:val="single" w:color="BFBFBF" w:sz="4"/>
-              <w:right w:val="single" w:color="BFBFBF" w:sz="4"/>
-            </w:tcBorders>
-            <w:shd w:fill="FAFAFA" w:color="auto" w:val="clear"/>
-            <w:tcMar>
-              <w:top w:type="dxa" w:w="70"/>
-              <w:left w:type="dxa" w:w="100"/>
-              <w:bottom w:type="dxa" w:w="70"/>
-              <w:right w:type="dxa" w:w="100"/>
-            </w:tcMar>
-          </w:tcPr>
-          <w:p>
-            <w:pPr>
-              <w:spacing w:after="40"/>
-            </w:pPr>
-            <w:r>
-              <w:rPr>
-                <w:rFonts w:ascii="Arial" w:cs="Arial" w:eastAsia="Arial" w:hAnsi="Arial"/>
-                <w:sz w:val="18"/>
-                <w:szCs w:val="18"/>
-              </w:rPr>
-              <w:t xml:space="preserve">Las peticiones axios (GET, POST, PUT) a los 3 microservicios y el manejo de errores.</w:t>
             </w:r>
           </w:p>
         </w:tc>
@@ -4325,7 +4166,7 @@
         <w:rPr>
           <w:rFonts w:ascii="Arial" w:cs="Arial" w:eastAsia="Arial" w:hAnsi="Arial"/>
         </w:rPr>
-        <w:t xml:space="preserve"> 15 de 15 exitosas; cobertura 66,0 % sentencias, 57,2 % ramas, 65,9 % funciones y 70,1 % líneas. Verde = ejecutado, rojo = sin probar.</w:t>
+        <w:t xml:space="preserve"> 15 de 15 exitosas; cobertura 67,6 % sentencias, 59,1 % ramas, 69,0 % funciones y 71,3 % líneas. Verde = ejecutado, rojo = sin probar.</w:t>
       </w:r>
     </w:p>
     <w:p>

--- a/docs/Plan_2_Dias_Defensa.docx
+++ b/docs/Plan_2_Dias_Defensa.docx
@@ -4166,7 +4166,7 @@
         <w:rPr>
           <w:rFonts w:ascii="Arial" w:cs="Arial" w:eastAsia="Arial" w:hAnsi="Arial"/>
         </w:rPr>
-        <w:t xml:space="preserve"> 15 de 15 exitosas; cobertura 67,6 % sentencias, 59,1 % ramas, 69,0 % funciones y 71,3 % líneas. Verde = ejecutado, rojo = sin probar.</w:t>
+        <w:t xml:space="preserve"> 15 de 15 exitosas; cobertura 67,6 % sentencias, 59,2 % ramas, 69,0 % funciones y 71,3 % líneas. Verde = ejecutado, rojo = sin probar.</w:t>
       </w:r>
     </w:p>
     <w:p>

--- a/docs/Plan_2_Dias_Defensa.docx
+++ b/docs/Plan_2_Dias_Defensa.docx
@@ -4166,7 +4166,7 @@
         <w:rPr>
           <w:rFonts w:ascii="Arial" w:cs="Arial" w:eastAsia="Arial" w:hAnsi="Arial"/>
         </w:rPr>
-        <w:t xml:space="preserve"> 15 de 15 exitosas; cobertura 67,6 % sentencias, 59,2 % ramas, 69,0 % funciones y 71,3 % líneas. Verde = ejecutado, rojo = sin probar.</w:t>
+        <w:t xml:space="preserve"> 15 de 15 exitosas; cobertura 67,5 % sentencias, 59,2 % ramas, 68,8 % funciones y 71,2 % líneas. Verde = ejecutado, rojo = sin probar.</w:t>
       </w:r>
     </w:p>
     <w:p>
